--- a/docs/aicomp/技术方案-法前哨.docx
+++ b/docs/aicomp/技术方案-法前哨.docx
@@ -7637,49 +7637,58 @@
         <w:t xml:space="preserve">每日真实案例研判：截至</w:t>
       </w:r>
       <w:r>
-        <w:t xml:space="preserve"> 2026-10-21 </w:t>
-      </w:r>
-      <w:r>
-        <w:rPr>
-          <w:rFonts w:hint="eastAsia"/>
-        </w:rPr>
-        <w:t xml:space="preserve">13:44，台账</w:t>
-      </w:r>
-      <w:r>
-        <w:t xml:space="preserve"> 20 </w:t>
-      </w:r>
-      <w:r>
-        <w:rPr>
-          <w:rFonts w:hint="eastAsia"/>
-        </w:rPr>
-        <w:t xml:space="preserve">轮</w:t>
-      </w:r>
-      <w:r>
-        <w:t xml:space="preserve"> / </w:t>
-      </w:r>
-      <w:r>
-        <w:rPr>
-          <w:rFonts w:hint="eastAsia"/>
-        </w:rPr>
-        <w:t xml:space="preserve">跑满</w:t>
-      </w:r>
-      <w:r>
-        <w:t xml:space="preserve"> 1 </w:t>
-      </w:r>
-      <w:r>
-        <w:rPr>
-          <w:rFonts w:hint="eastAsia"/>
-        </w:rPr>
-        <w:t xml:space="preserve">圈；</w:t>
-      </w:r>
-      <w:r>
-        <w:t xml:space="preserve"> </w:t>
-      </w:r>
-      <w:r>
-        <w:rPr>
-          <w:rFonts w:hint="eastAsia"/>
-        </w:rPr>
-        <w:t xml:space="preserve">最近一轮</w:t>
+        <w:t xml:space="preserve"> </w:t>
+      </w:r>
+      <w:r>
+        <w:rPr>
+          <w:rFonts w:hint="eastAsia"/>
+        </w:rPr>
+        <w:t xml:space="preserve">2026-10-23，台账</w:t>
+      </w:r>
+      <w:r>
+        <w:t xml:space="preserve"> 23 </w:t>
+      </w:r>
+      <w:r>
+        <w:rPr>
+          <w:rFonts w:hint="eastAsia"/>
+        </w:rPr>
+        <w:t xml:space="preserve">轮（17</w:t>
+      </w:r>
+      <w:r>
+        <w:t xml:space="preserve"> </w:t>
+      </w:r>
+      <w:r>
+        <w:rPr>
+          <w:rFonts w:hint="eastAsia"/>
+        </w:rPr>
+        <w:t xml:space="preserve">个</w:t>
+      </w:r>
+      <w:r>
+        <w:t xml:space="preserve"> exit0 + 6 </w:t>
+      </w:r>
+      <w:r>
+        <w:rPr>
+          <w:rFonts w:hint="eastAsia"/>
+        </w:rPr>
+        <w:t xml:space="preserve">个历史端口误报</w:t>
+      </w:r>
+      <w:r>
+        <w:t xml:space="preserve"> </w:t>
+      </w:r>
+      <w:r>
+        <w:rPr>
+          <w:rFonts w:hint="eastAsia"/>
+        </w:rPr>
+        <w:t xml:space="preserve">exit1）；</w:t>
+      </w:r>
+      <w:r>
+        <w:t xml:space="preserve"> </w:t>
+      </w:r>
+      <w:r>
+        <w:rPr>
+          <w:rFonts w:hint="eastAsia"/>
+        </w:rPr>
+        <w:t xml:space="preserve">最新</w:t>
       </w:r>
       <w:r>
         <w:t xml:space="preserve"> </w:t>
@@ -7688,28 +7697,25 @@
         <w:rPr>
           <w:rStyle w:val="VerbatimChar"/>
         </w:rPr>
-        <w:t xml:space="preserve">exit_code=0</w:t>
-      </w:r>
-      <w:r>
-        <w:rPr>
-          <w:rFonts w:hint="eastAsia"/>
-        </w:rPr>
-        <w:t xml:space="preserve">，新增</w:t>
-      </w:r>
-      <w:r>
-        <w:t xml:space="preserve"> </w:t>
-      </w:r>
-      <w:r>
-        <w:rPr>
-          <w:rStyle w:val="VerbatimChar"/>
-        </w:rPr>
-        <w:t xml:space="preserve">verdict-20261021T012214Z.json</w:t>
-      </w:r>
-      <w:r>
-        <w:rPr>
-          <w:rFonts w:hint="eastAsia"/>
-        </w:rPr>
-        <w:t xml:space="preserve">，7</w:t>
+        <w:t xml:space="preserve">case:c-delivery-01</w:t>
+      </w:r>
+      <w:r>
+        <w:t xml:space="preserve"> </w:t>
+      </w:r>
+      <w:r>
+        <w:rPr>
+          <w:rFonts w:hint="eastAsia"/>
+        </w:rPr>
+        <w:t xml:space="preserve">为</w:t>
+      </w:r>
+      <w:r>
+        <w:t xml:space="preserve"> completed/exit </w:t>
+      </w:r>
+      <w:r>
+        <w:rPr>
+          <w:rFonts w:hint="eastAsia"/>
+        </w:rPr>
+        <w:t xml:space="preserve">0，7</w:t>
       </w:r>
       <w:r>
         <w:t xml:space="preserve"> </w:t>
@@ -8221,7 +8227,7 @@
         <w:rPr>
           <w:rFonts w:hint="eastAsia"/>
         </w:rPr>
-        <w:t xml:space="preserve">上第一个成功外部调用：外部账号前缀</w:t>
+        <w:t xml:space="preserve">上已有两次成功外部调用：外部账号前缀</w:t>
       </w:r>
       <w:r>
         <w:t xml:space="preserve"> </w:t>
@@ -8251,13 +8257,57 @@
         <w:rPr>
           <w:rFonts w:hint="eastAsia"/>
         </w:rPr>
-        <w:t xml:space="preserve">，</w:t>
+        <w:t xml:space="preserve">（2026-10-21）与</w:t>
+      </w:r>
+      <w:r>
+        <w:t xml:space="preserve"> </w:t>
       </w:r>
       <w:r>
         <w:rPr>
           <w:rStyle w:val="VerbatimChar"/>
         </w:rPr>
+        <w:t xml:space="preserve">task_917b67602160</w:t>
+      </w:r>
+      <w:r>
+        <w:rPr>
+          <w:rFonts w:hint="eastAsia"/>
+        </w:rPr>
+        <w:t xml:space="preserve">（2026-10-23），均为</w:t>
+      </w:r>
+      <w:r>
+        <w:t xml:space="preserve"> </w:t>
+      </w:r>
+      <w:r>
+        <w:rPr>
+          <w:rStyle w:val="VerbatimChar"/>
+        </w:rPr>
         <w:t xml:space="preserve">completed</w:t>
+      </w:r>
+      <w:r>
+        <w:t xml:space="preserve">。</w:t>
+      </w:r>
+      <w:r>
+        <w:rPr>
+          <w:rFonts w:hint="eastAsia"/>
+          <w:b/>
+          <w:bCs/>
+        </w:rPr>
+        <w:t xml:space="preserve">两次来自同一个外部</w:t>
+      </w:r>
+      <w:r>
+        <w:rPr>
+          <w:b/>
+          <w:bCs/>
+        </w:rPr>
+        <w:t xml:space="preserve"> </w:t>
+      </w:r>
+      <w:r>
+        <w:rPr>
+          <w:rFonts w:hint="eastAsia"/>
+          <w:b/>
+          <w:bCs/>
+        </w:rPr>
+        <w:t xml:space="preserve">AIC，不是两个不同账号</w:t>
       </w:r>
       <w:r>
         <w:t xml:space="preserve">。</w:t>
@@ -8359,10 +8409,10 @@
         <w:rPr>
           <w:rFonts w:hint="eastAsia"/>
         </w:rPr>
-        <w:t xml:space="preserve">同会话另有</w:t>
-      </w:r>
-      <w:r>
-        <w:t xml:space="preserve"> 1 </w:t>
+        <w:t xml:space="preserve">同会话/同账号另有</w:t>
+      </w:r>
+      <w:r>
+        <w:t xml:space="preserve"> 2 </w:t>
       </w:r>
       <w:r>
         <w:rPr>
@@ -8383,7 +8433,7 @@
         <w:rPr>
           <w:rFonts w:hint="eastAsia"/>
         </w:rPr>
-        <w:t xml:space="preserve">（重试），不计成功；当日另有</w:t>
+        <w:t xml:space="preserve">（含一次空正文重试），不计成功；当日另有</w:t>
       </w:r>
       <w:r>
         <w:t xml:space="preserve"> 6 </w:t>
@@ -8911,10 +8961,10 @@
             </w:r>
             <w:r>
               <w:rPr>
-                <w:rFonts w:hint="eastAsia" w:ascii="宋体" w:hAnsi="宋体" w:eastAsia="宋体"/>
-                <w:sz w:val="16"/>
-              </w:rPr>
-              <w:t xml:space="preserve">completed（1</w:t>
+                <w:rFonts w:ascii="宋体" w:hAnsi="宋体" w:eastAsia="宋体"/>
+                <w:sz w:val="16"/>
+              </w:rPr>
+              <w:t xml:space="preserve">+</w:t>
             </w:r>
             <w:r>
               <w:rPr>
@@ -8925,10 +8975,11 @@
             </w:r>
             <w:r>
               <w:rPr>
-                <w:rFonts w:hint="eastAsia" w:ascii="宋体" w:hAnsi="宋体" w:eastAsia="宋体"/>
-                <w:sz w:val="16"/>
-              </w:rPr>
-              <w:t xml:space="preserve">次成功）；历史</w:t>
+                <w:rStyle w:val="VerbatimChar"/>
+                <w:rFonts w:ascii="宋体" w:hAnsi="宋体" w:eastAsia="宋体"/>
+                <w:sz w:val="16"/>
+              </w:rPr>
+              <w:t xml:space="preserve">task_917b67602160</w:t>
             </w:r>
             <w:r>
               <w:rPr>
@@ -8942,6 +8993,48 @@
                 <w:rFonts w:hint="eastAsia" w:ascii="宋体" w:hAnsi="宋体" w:eastAsia="宋体"/>
                 <w:sz w:val="16"/>
               </w:rPr>
+              <w:t xml:space="preserve">completed（2</w:t>
+            </w:r>
+            <w:r>
+              <w:rPr>
+                <w:rFonts w:ascii="宋体" w:hAnsi="宋体" w:eastAsia="宋体"/>
+                <w:sz w:val="16"/>
+              </w:rPr>
+              <w:t xml:space="preserve"> </w:t>
+            </w:r>
+            <w:r>
+              <w:rPr>
+                <w:rFonts w:hint="eastAsia" w:ascii="宋体" w:hAnsi="宋体" w:eastAsia="宋体"/>
+                <w:sz w:val="16"/>
+              </w:rPr>
+              <w:t xml:space="preserve">次成功，同一外部</w:t>
+            </w:r>
+            <w:r>
+              <w:rPr>
+                <w:rFonts w:ascii="宋体" w:hAnsi="宋体" w:eastAsia="宋体"/>
+                <w:sz w:val="16"/>
+              </w:rPr>
+              <w:t xml:space="preserve"> </w:t>
+            </w:r>
+            <w:r>
+              <w:rPr>
+                <w:rFonts w:hint="eastAsia" w:ascii="宋体" w:hAnsi="宋体" w:eastAsia="宋体"/>
+                <w:sz w:val="16"/>
+              </w:rPr>
+              <w:t xml:space="preserve">AIC）；历史</w:t>
+            </w:r>
+            <w:r>
+              <w:rPr>
+                <w:rFonts w:ascii="宋体" w:hAnsi="宋体" w:eastAsia="宋体"/>
+                <w:sz w:val="16"/>
+              </w:rPr>
+              <w:t xml:space="preserve"> </w:t>
+            </w:r>
+            <w:r>
+              <w:rPr>
+                <w:rFonts w:hint="eastAsia" w:ascii="宋体" w:hAnsi="宋体" w:eastAsia="宋体"/>
+                <w:sz w:val="16"/>
+              </w:rPr>
               <w:t xml:space="preserve">10-11：268</w:t>
             </w:r>
             <w:r>
@@ -8995,7 +9088,21 @@
                 <w:rFonts w:hint="eastAsia" w:ascii="宋体" w:hAnsi="宋体" w:eastAsia="宋体"/>
                 <w:sz w:val="16"/>
               </w:rPr>
-              <w:t xml:space="preserve">有新成功，仍偏少</w:t>
+              <w:t xml:space="preserve">有新成功，但只有</w:t>
+            </w:r>
+            <w:r>
+              <w:rPr>
+                <w:rFonts w:ascii="宋体" w:hAnsi="宋体" w:eastAsia="宋体"/>
+                <w:sz w:val="16"/>
+              </w:rPr>
+              <w:t xml:space="preserve"> 1 </w:t>
+            </w:r>
+            <w:r>
+              <w:rPr>
+                <w:rFonts w:hint="eastAsia" w:ascii="宋体" w:hAnsi="宋体" w:eastAsia="宋体"/>
+                <w:sz w:val="16"/>
+              </w:rPr>
+              <w:t xml:space="preserve">个不同外部账号</w:t>
             </w:r>
           </w:p>
         </w:tc>
@@ -9850,7 +9957,7 @@
         <w:t xml:space="preserve">外部成功</w:t>
       </w:r>
       <w:r>
-        <w:t xml:space="preserve"> 1 </w:t>
+        <w:t xml:space="preserve"> 2 </w:t>
       </w:r>
       <w:r>
         <w:rPr>
@@ -9865,13 +9972,40 @@
         <w:t xml:space="preserve">task_96fd0329ecbb</w:t>
       </w:r>
       <w:r>
-        <w:rPr>
-          <w:rFonts w:hint="eastAsia"/>
-        </w:rPr>
-        <w:t xml:space="preserve">）+</w:t>
-      </w:r>
-      <w:r>
-        <w:t xml:space="preserve"> </w:t>
+        <w:t xml:space="preserve"> </w:t>
+      </w:r>
+      <w:r>
+        <w:t xml:space="preserve">+</w:t>
+      </w:r>
+      <w:r>
+        <w:t xml:space="preserve"> </w:t>
+      </w:r>
+      <w:r>
+        <w:rPr>
+          <w:rStyle w:val="VerbatimChar"/>
+        </w:rPr>
+        <w:t xml:space="preserve">task_917b67602160</w:t>
+      </w:r>
+      <w:r>
+        <w:rPr>
+          <w:rFonts w:hint="eastAsia"/>
+        </w:rPr>
+        <w:t xml:space="preserve">，同一外部</w:t>
+      </w:r>
+      <w:r>
+        <w:t xml:space="preserve"> </w:t>
+      </w:r>
+      <w:r>
+        <w:rPr>
+          <w:rFonts w:hint="eastAsia"/>
+        </w:rPr>
+        <w:t xml:space="preserve">AIC）</w:t>
+      </w:r>
+      <w:r>
+        <w:t xml:space="preserve"> </w:t>
+      </w:r>
+      <w:r>
+        <w:t xml:space="preserve">+ </w:t>
       </w:r>
       <w:r>
         <w:rPr>
@@ -10419,7 +10553,7 @@
     <w:tbl>
       <w:tblPr>
         <w:tblStyle w:val="Table"/>
-        <w:tblW w:type="auto" w:w="0"/>
+        <w:tblW w:type="pct" w:w="5000"/>
         <w:tblLayout w:type="fixed"/>
         <w:tblLook w:firstRow="1" w:lastRow="0" w:firstColumn="0" w:lastColumn="0" w:noHBand="0" w:noVBand="0" w:val="0020"/>
       </w:tblPr>
@@ -10544,6 +10678,20 @@
                 <w:rFonts w:ascii="宋体" w:hAnsi="宋体" w:eastAsia="宋体"/>
                 <w:sz w:val="16"/>
               </w:rPr>
+              <w:t xml:space="preserve"> 2 </w:t>
+            </w:r>
+            <w:r>
+              <w:rPr>
+                <w:rFonts w:hint="eastAsia" w:ascii="宋体" w:hAnsi="宋体" w:eastAsia="宋体"/>
+                <w:sz w:val="16"/>
+              </w:rPr>
+              <w:t xml:space="preserve">次，但来自同</w:t>
+            </w:r>
+            <w:r>
+              <w:rPr>
+                <w:rFonts w:ascii="宋体" w:hAnsi="宋体" w:eastAsia="宋体"/>
+                <w:sz w:val="16"/>
+              </w:rPr>
               <w:t xml:space="preserve"> 1 </w:t>
             </w:r>
             <w:r>
@@ -10551,7 +10699,14 @@
                 <w:rFonts w:hint="eastAsia" w:ascii="宋体" w:hAnsi="宋体" w:eastAsia="宋体"/>
                 <w:sz w:val="16"/>
               </w:rPr>
-              <w:t xml:space="preserve">次</w:t>
+              <w:t xml:space="preserve">个外部</w:t>
+            </w:r>
+            <w:r>
+              <w:rPr>
+                <w:rFonts w:ascii="宋体" w:hAnsi="宋体" w:eastAsia="宋体"/>
+                <w:sz w:val="16"/>
+              </w:rPr>
+              <w:t xml:space="preserve"> AIC</w:t>
             </w:r>
           </w:p>
         </w:tc>
@@ -10583,14 +10738,14 @@
                 <w:rFonts w:hint="eastAsia" w:ascii="宋体" w:hAnsi="宋体" w:eastAsia="宋体"/>
                 <w:sz w:val="16"/>
               </w:rPr>
-              <w:t xml:space="preserve">叮当；目标</w:t>
-            </w:r>
-            <w:r>
-              <w:rPr>
-                <w:rFonts w:ascii="宋体" w:hAnsi="宋体" w:eastAsia="宋体"/>
-                <w:sz w:val="16"/>
-              </w:rPr>
-              <w:t xml:space="preserve"> 3 </w:t>
+              <w:t xml:space="preserve">叮当；目标再补</w:t>
+            </w:r>
+            <w:r>
+              <w:rPr>
+                <w:rFonts w:ascii="宋体" w:hAnsi="宋体" w:eastAsia="宋体"/>
+                <w:sz w:val="16"/>
+              </w:rPr>
+              <w:t xml:space="preserve"> 2 </w:t>
             </w:r>
             <w:r>
               <w:rPr>
@@ -11963,40 +12118,79 @@
         <w:t xml:space="preserve">案例轮：截至</w:t>
       </w:r>
       <w:r>
-        <w:t xml:space="preserve"> 2026-10-21 </w:t>
-      </w:r>
-      <w:r>
-        <w:rPr>
-          <w:rFonts w:hint="eastAsia"/>
-        </w:rPr>
-        <w:t xml:space="preserve">13:44，20</w:t>
-      </w:r>
-      <w:r>
-        <w:t xml:space="preserve"> </w:t>
-      </w:r>
-      <w:r>
-        <w:rPr>
-          <w:rFonts w:hint="eastAsia"/>
-        </w:rPr>
-        <w:t xml:space="preserve">轮</w:t>
-      </w:r>
-      <w:r>
-        <w:t xml:space="preserve"> / </w:t>
-      </w:r>
-      <w:r>
-        <w:rPr>
-          <w:rFonts w:hint="eastAsia"/>
-        </w:rPr>
-        <w:t xml:space="preserve">跑满</w:t>
-      </w:r>
-      <w:r>
-        <w:t xml:space="preserve"> 1 </w:t>
-      </w:r>
-      <w:r>
-        <w:rPr>
-          <w:rFonts w:hint="eastAsia"/>
-        </w:rPr>
-        <w:t xml:space="preserve">圈。</w:t>
+        <w:t xml:space="preserve"> </w:t>
+      </w:r>
+      <w:r>
+        <w:rPr>
+          <w:rFonts w:hint="eastAsia"/>
+        </w:rPr>
+        <w:t xml:space="preserve">2026-10-23，23</w:t>
+      </w:r>
+      <w:r>
+        <w:t xml:space="preserve"> </w:t>
+      </w:r>
+      <w:r>
+        <w:rPr>
+          <w:rFonts w:hint="eastAsia"/>
+        </w:rPr>
+        <w:t xml:space="preserve">轮；17</w:t>
+      </w:r>
+      <w:r>
+        <w:t xml:space="preserve"> </w:t>
+      </w:r>
+      <w:r>
+        <w:rPr>
+          <w:rFonts w:hint="eastAsia"/>
+        </w:rPr>
+        <w:t xml:space="preserve">个</w:t>
+      </w:r>
+      <w:r>
+        <w:t xml:space="preserve"> </w:t>
+      </w:r>
+      <w:r>
+        <w:rPr>
+          <w:rStyle w:val="VerbatimChar"/>
+        </w:rPr>
+        <w:t xml:space="preserve">exit 0</w:t>
+      </w:r>
+      <w:r>
+        <w:t xml:space="preserve"> </w:t>
+      </w:r>
+      <w:r>
+        <w:t xml:space="preserve">+ 6 </w:t>
+      </w:r>
+      <w:r>
+        <w:rPr>
+          <w:rFonts w:hint="eastAsia"/>
+        </w:rPr>
+        <w:t xml:space="preserve">个历史端口误报</w:t>
+      </w:r>
+      <w:r>
+        <w:t xml:space="preserve"> </w:t>
+      </w:r>
+      <w:r>
+        <w:rPr>
+          <w:rStyle w:val="VerbatimChar"/>
+        </w:rPr>
+        <w:t xml:space="preserve">exit 1</w:t>
+      </w:r>
+      <w:r>
+        <w:rPr>
+          <w:rFonts w:hint="eastAsia"/>
+        </w:rPr>
+        <w:t xml:space="preserve">，均</w:t>
+      </w:r>
+      <w:r>
+        <w:t xml:space="preserve"> </w:t>
+      </w:r>
+      <w:r>
+        <w:rPr>
+          <w:rStyle w:val="VerbatimChar"/>
+        </w:rPr>
+        <w:t xml:space="preserve">completed</w:t>
+      </w:r>
+      <w:r>
+        <w:t xml:space="preserve">。</w:t>
       </w:r>
     </w:p>
     <w:p>
@@ -12045,9 +12239,24 @@
       </w:r>
       <w:r>
         <w:rPr>
-          <w:rFonts w:hint="eastAsia"/>
-        </w:rPr>
-        <w:t xml:space="preserve">1（</w:t>
+          <w:b/>
+          <w:bCs/>
+        </w:rPr>
+        <w:t xml:space="preserve">2 </w:t>
+      </w:r>
+      <w:r>
+        <w:rPr>
+          <w:rFonts w:hint="eastAsia"/>
+          <w:b/>
+          <w:bCs/>
+        </w:rPr>
+        <w:t xml:space="preserve">次</w:t>
+      </w:r>
+      <w:r>
+        <w:rPr>
+          <w:rFonts w:hint="eastAsia"/>
+        </w:rPr>
+        <w:t xml:space="preserve">（</w:t>
       </w:r>
       <w:r>
         <w:rPr>
@@ -12056,10 +12265,34 @@
         <w:t xml:space="preserve">task_96fd0329ecbb</w:t>
       </w:r>
       <w:r>
-        <w:rPr>
-          <w:rFonts w:hint="eastAsia"/>
-        </w:rPr>
-        <w:t xml:space="preserve">），内部自测</w:t>
+        <w:t xml:space="preserve"> </w:t>
+      </w:r>
+      <w:r>
+        <w:t xml:space="preserve">+</w:t>
+      </w:r>
+      <w:r>
+        <w:t xml:space="preserve"> </w:t>
+      </w:r>
+      <w:r>
+        <w:rPr>
+          <w:rStyle w:val="VerbatimChar"/>
+        </w:rPr>
+        <w:t xml:space="preserve">task_917b67602160</w:t>
+      </w:r>
+      <w:r>
+        <w:rPr>
+          <w:rFonts w:hint="eastAsia"/>
+        </w:rPr>
+        <w:t xml:space="preserve">，同一外部</w:t>
+      </w:r>
+      <w:r>
+        <w:t xml:space="preserve"> </w:t>
+      </w:r>
+      <w:r>
+        <w:rPr>
+          <w:rFonts w:hint="eastAsia"/>
+        </w:rPr>
+        <w:t xml:space="preserve">AIC），内部自测</w:t>
       </w:r>
       <w:r>
         <w:t xml:space="preserve"> </w:t>
